--- a/01_Independent_Contractor_Agreement.docx
+++ b/01_Independent_Contractor_Agreement.docx
@@ -534,7 +534,7 @@
           <w:sz w:val="22"/>
           <w:szCs w:val="22"/>
         </w:rPr>
-        <w:t xml:space="preserve">Either party may terminate this Agreement with 7 days' written notice. The Company may terminate immediately and without notice in the event of gross misconduct, breach of confidentiality, or material breach of this Agreement.</w:t>
+        <w:t xml:space="preserve">Either party may terminate this Agreement immediately and without notice at any time. The Contractor acknowledges that no advance notice or severance is owed upon termination under this independent contractor arrangement.</w:t>
       </w:r>
     </w:p>
     <w:p>
